--- a/atelier/atelier_086.docx
+++ b/atelier/atelier_086.docx
@@ -288,7 +288,7 @@
           </w:tcPr>
           <w:p>
             <w:r>
-              <w:t xml:space="preserve">La squad (Dev + Ops), écran partagé, dépôt et .gitlab-ci.yml ouverts</w:t>
+              <w:t xml:space="preserve">La squad (Dev + Ops), écran partagé, dépôt et.gitlab-ci.yml ouverts</w:t>
             </w:r>
           </w:p>
         </w:tc>
@@ -441,7 +441,7 @@
           </w:tcPr>
           <w:p>
             <w:r>
-              <w:t xml:space="preserve">Capsule #85 lue (reproductibilité, « à peu près » des versions, photo)</w:t>
+              <w:t xml:space="preserve">Capsule lue (reproductibilité, « à peu près » des versions, photo)</w:t>
             </w:r>
           </w:p>
         </w:tc>
@@ -460,7 +460,7 @@
         <w:spacing w:after="120"/>
       </w:pPr>
       <w:r>
-        <w:t xml:space="preserve">La capsule #85 a posé le mental model : sans lock file, le même code peut produire deux builds différents, parce que les déclarations de dépendances disent « à peu près » une version. Maintenant on agit. Cet atelier met en place les lock files sur le repo réel de la squad : générer la photographie exacte des dépendances pour chaque écosystème du projet, la commiter dans Git pour qu’elle soit partagée, et — point décisif souvent oublié — faire en sorte que le pipeline installe À PARTIR du lock plutôt que de le régénérer à chaque fois. Sans ce dernier point, on a une belle photo que personne ne regarde. À la fin, le build de la squad est reproductible : le même code donne le même résultat, partout, tout le temps.</w:t>
+        <w:t xml:space="preserve">La capsule a posé le mental model : sans lock file, le même code peut produire deux builds différents, parce que les déclarations de dépendances disent « à peu près » une version. Maintenant on agit. Cet atelier met en place les lock files sur le repo réel de la squad : générer la photographie exacte des dépendances pour chaque écosystème du projet, la commiter dans Git pour qu’elle soit partagée, et — point décisif souvent oublié — faire en sorte que le pipeline installe À PARTIR du lock plutôt que de le régénérer à chaque fois. Sans ce dernier point, on a une belle photo que personne ne regarde. À la fin, le build de la squad est reproductible : le même code donne le même résultat, partout, tout le temps.</w:t>
       </w:r>
     </w:p>
     <w:p>
@@ -481,7 +481,7 @@
         <w:spacing w:after="80"/>
       </w:pPr>
       <w:r>
-        <w:t xml:space="preserve">Générer ne suffit pas : le lock doit être partagé : un lock file présent sur une seule machine ne protège que cette machine (cf. #85). Le commiter dans Git est ce qui le rend utile à toute l’équipe et au pipeline. Le geste de génération sans le commit est un demi-geste — la photo existe mais reste privée.</w:t>
+        <w:t xml:space="preserve">Générer ne suffit pas : le lock doit être partagé : un lock file présent sur une seule machine ne protège que cette machine (cf.). Le commiter dans Git est ce qui le rend utile à toute l’équipe et au pipeline. Le geste de génération sans le commit est un demi-geste — la photo existe mais reste privée.</w:t>
       </w:r>
     </w:p>
     <w:p>
@@ -565,10 +565,10 @@
           <w:b w:val="false"/>
           <w:bCs w:val="false"/>
         </w:rPr>
-        <w:t xml:space="preserve">2. Commiter — et vérifier le .gitignore : </w:t>
-      </w:r>
-      <w:r>
-        <w:t xml:space="preserve">ajouter chaque lock file à Git, et surtout vérifier qu’aucun n’est exclu par le .gitignore (l’erreur classique « c’est généré, donc je l’ignore »). Un lock dans le .gitignore est un lock invisible. On confirme qu’ils sont bien suivis par Git.</w:t>
+        <w:t xml:space="preserve">2. Commiter — et vérifier le.gitignore : </w:t>
+      </w:r>
+      <w:r>
+        <w:t xml:space="preserve">ajouter chaque lock file à Git, et surtout vérifier qu’aucun n’est exclu par le.gitignore (l’erreur classique « c’est généré, donc je l’ignore »). Un lock dans le.gitignore est un lock invisible. On confirme qu’ils sont bien suivis par Git.</w:t>
       </w:r>
     </w:p>
     <w:p>
@@ -588,7 +588,7 @@
         <w:t xml:space="preserve">3. Faire installer le pipeline depuis le lock : </w:t>
       </w:r>
       <w:r>
-        <w:t xml:space="preserve">remplacer dans le .gitlab-ci.yml les commandes d’installation « souples » par les commandes qui respectent le lock — npm ci au lieu de npm install, installation pip depuis un requirements figé, build Maven hors ligne sur le repo local… L’objectif : le pipeline suit la photo, il ne la refait pas.</w:t>
+        <w:t xml:space="preserve">remplacer dans le.gitlab-ci.yml les commandes d’installation « souples » par les commandes qui respectent le lock — npm ci au lieu de npm install, installation pip depuis un requirements figé, build Maven hors ligne sur le repo local… L’objectif : le pipeline suit la photo, il ne la refait pas.</w:t>
       </w:r>
     </w:p>
     <w:p>
@@ -689,17 +689,17 @@
                 <w:sz w:val="18"/>
                 <w:szCs w:val="18"/>
               </w:rPr>
-              <w:t xml:space="preserve">#   génère/maj le lock : npm install (en local, volontaire)</w:t>
-            </w:r>
-          </w:p>
-          <w:p>
-            <w:r>
-              <w:rPr>
-                <w:rFonts w:ascii="Consolas" w:cs="Consolas" w:eastAsia="Consolas" w:hAnsi="Consolas"/>
-                <w:sz w:val="18"/>
-                <w:szCs w:val="18"/>
-              </w:rPr>
-              <w:t xml:space="preserve">#   pipeline (respecte) : npm ci        &lt;- PAS npm install</w:t>
+              <w:t xml:space="preserve"># génère/maj le lock : npm install (en local, volontaire)</w:t>
+            </w:r>
+          </w:p>
+          <w:p>
+            <w:r>
+              <w:rPr>
+                <w:rFonts w:ascii="Consolas" w:cs="Consolas" w:eastAsia="Consolas" w:hAnsi="Consolas"/>
+                <w:sz w:val="18"/>
+                <w:szCs w:val="18"/>
+              </w:rPr>
+              <w:t xml:space="preserve"># pipeline (respecte) : npm ci &lt;- PAS npm install</w:t>
             </w:r>
           </w:p>
           <w:p>
@@ -719,7 +719,7 @@
                 <w:sz w:val="18"/>
                 <w:szCs w:val="18"/>
               </w:rPr>
-              <w:t xml:space="preserve">  script: [ npm ci ]</w:t>
+              <w:t xml:space="preserve"> script: [ npm ci ]</w:t>
             </w:r>
           </w:p>
           <w:p>
@@ -749,17 +749,17 @@
                 <w:sz w:val="18"/>
                 <w:szCs w:val="18"/>
               </w:rPr>
-              <w:t xml:space="preserve">#   lock : pip-compile (pip-tools) ou poetry lock</w:t>
-            </w:r>
-          </w:p>
-          <w:p>
-            <w:r>
-              <w:rPr>
-                <w:rFonts w:ascii="Consolas" w:cs="Consolas" w:eastAsia="Consolas" w:hAnsi="Consolas"/>
-                <w:sz w:val="18"/>
-                <w:szCs w:val="18"/>
-              </w:rPr>
-              <w:t xml:space="preserve">#   pipeline : pip-sync requirements.txt   (versions figées)</w:t>
+              <w:t xml:space="preserve"># lock : pip-compile (pip-tools) ou poetry lock</w:t>
+            </w:r>
+          </w:p>
+          <w:p>
+            <w:r>
+              <w:rPr>
+                <w:rFonts w:ascii="Consolas" w:cs="Consolas" w:eastAsia="Consolas" w:hAnsi="Consolas"/>
+                <w:sz w:val="18"/>
+                <w:szCs w:val="18"/>
+              </w:rPr>
+              <w:t xml:space="preserve"># pipeline : pip-sync requirements.txt (versions figées)</w:t>
             </w:r>
           </w:p>
           <w:p>
@@ -779,7 +779,7 @@
                 <w:sz w:val="18"/>
                 <w:szCs w:val="18"/>
               </w:rPr>
-              <w:t xml:space="preserve">  script: [ pip install -r requirements.txt ]  # requirements figé</w:t>
+              <w:t xml:space="preserve"> script: [ pip install -r requirements.txt ] # requirements figé</w:t>
             </w:r>
           </w:p>
           <w:p>
@@ -809,17 +809,17 @@
                 <w:sz w:val="18"/>
                 <w:szCs w:val="18"/>
               </w:rPr>
-              <w:t xml:space="preserve">#   versions figées dans le pom / dependency lock</w:t>
-            </w:r>
-          </w:p>
-          <w:p>
-            <w:r>
-              <w:rPr>
-                <w:rFonts w:ascii="Consolas" w:cs="Consolas" w:eastAsia="Consolas" w:hAnsi="Consolas"/>
-                <w:sz w:val="18"/>
-                <w:szCs w:val="18"/>
-              </w:rPr>
-              <w:t xml:space="preserve">#   pipeline : build reproductible sur le repo local (.m2)</w:t>
+              <w:t xml:space="preserve"># versions figées dans le pom / dependency lock</w:t>
+            </w:r>
+          </w:p>
+          <w:p>
+            <w:r>
+              <w:rPr>
+                <w:rFonts w:ascii="Consolas" w:cs="Consolas" w:eastAsia="Consolas" w:hAnsi="Consolas"/>
+                <w:sz w:val="18"/>
+                <w:szCs w:val="18"/>
+              </w:rPr>
+              <w:t xml:space="preserve"># pipeline : build reproductible sur le repo local (.m2)</w:t>
             </w:r>
           </w:p>
           <w:p>
@@ -839,7 +839,7 @@
                 <w:sz w:val="18"/>
                 <w:szCs w:val="18"/>
               </w:rPr>
-              <w:t xml:space="preserve">  script: [ mvn -o verify ]   # -o = offline, suit le cache figé</w:t>
+              <w:t xml:space="preserve"> script: [ mvn -o verify ] # -o = offline, suit le cache figé</w:t>
             </w:r>
           </w:p>
           <w:p>
@@ -859,17 +859,17 @@
                 <w:sz w:val="18"/>
                 <w:szCs w:val="18"/>
               </w:rPr>
-              <w:t xml:space="preserve"># .gitignore : VÉRIFIER que package-lock.json, requirements.txt,</w:t>
-            </w:r>
-          </w:p>
-          <w:p>
-            <w:r>
-              <w:rPr>
-                <w:rFonts w:ascii="Consolas" w:cs="Consolas" w:eastAsia="Consolas" w:hAnsi="Consolas"/>
-                <w:sz w:val="18"/>
-                <w:szCs w:val="18"/>
-              </w:rPr>
-              <w:t xml:space="preserve">#   pom.xml NE SONT PAS ignorés. Ils DOIVENT être versionnés.</w:t>
+              <w:t xml:space="preserve">#.gitignore : VÉRIFIER que package-lock.json, requirements.txt,</w:t>
+            </w:r>
+          </w:p>
+          <w:p>
+            <w:r>
+              <w:rPr>
+                <w:rFonts w:ascii="Consolas" w:cs="Consolas" w:eastAsia="Consolas" w:hAnsi="Consolas"/>
+                <w:sz w:val="18"/>
+                <w:szCs w:val="18"/>
+              </w:rPr>
+              <w:t xml:space="preserve"># pom.xml NE SONT PAS ignorés. Ils DOIVENT être versionnés.</w:t>
             </w:r>
           </w:p>
         </w:tc>
@@ -944,7 +944,7 @@
         <w:spacing w:after="120"/>
       </w:pPr>
       <w:r>
-        <w:t xml:space="preserve">À la sortie, chaque écosystème du projet a son lock file généré et commité dans Git, et le pipeline installe à partir de ces locks plutôt que de régénérer les versions. La reproductibilité a été vérifiée : une installation propre depuis le lock donne exactement les mêmes versions. Le build de la squad est désormais reproductible — le même code donne le même résultat pour chaque développeur, dans le pipeline, et en production. Le « ça marche chez moi » de la capsule #85 n’a plus de raison d’exister. La métrique Lock files est satisfaite dans son sens plein : présents, versionnés, ET respectés.</w:t>
+        <w:t xml:space="preserve">À la sortie, chaque écosystème du projet a son lock file généré et commité dans Git, et le pipeline installe à partir de ces locks plutôt que de régénérer les versions. La reproductibilité a été vérifiée : une installation propre depuis le lock donne exactement les mêmes versions. Le build de la squad est désormais reproductible — le même code donne le même résultat pour chaque développeur, dans le pipeline, et en production. Le « ça marche chez moi » de la capsule n’a plus de raison d’exister. La métrique Lock files est satisfaite dans son sens plein : présents, versionnés, ET respectés.</w:t>
       </w:r>
     </w:p>
     <w:p>
@@ -1003,7 +1003,7 @@
         <w:spacing w:after="80"/>
       </w:pPr>
       <w:r>
-        <w:t xml:space="preserve">Zone « .gitignore vérifié » — confirmation qu’aucun lock n’est exclu par erreur.</w:t>
+        <w:t xml:space="preserve">Zone «.gitignore vérifié » — confirmation qu’aucun lock n’est exclu par erreur.</w:t>
       </w:r>
     </w:p>
     <w:p>
@@ -1084,7 +1084,7 @@
         <w:t xml:space="preserve">(10 min) Générer et commiter les locks</w:t>
       </w:r>
       <w:r>
-        <w:t xml:space="preserve"> — produire le lock de chaque écosystème et l’ajouter à Git, en vérifiant le .gitignore au passage.</w:t>
+        <w:t xml:space="preserve"> — produire le lock de chaque écosystème et l’ajouter à Git, en vérifiant le.gitignore au passage.</w:t>
       </w:r>
     </w:p>
     <w:p>
@@ -1104,7 +1104,7 @@
         <w:t xml:space="preserve">(12 min) Faire respecter le lock par le pipeline</w:t>
       </w:r>
       <w:r>
-        <w:t xml:space="preserve"> — remplacer les commandes d’installation souples par les commandes qui suivent le lock (npm ci, etc.) dans le .gitlab-ci.yml.</w:t>
+        <w:t xml:space="preserve"> — remplacer les commandes d’installation souples par les commandes qui suivent le lock (npm ci, etc.) dans le.gitlab-ci.yml.</w:t>
       </w:r>
     </w:p>
     <w:p>
@@ -1178,7 +1178,7 @@
         <w:spacing w:after="80"/>
       </w:pPr>
       <w:r>
-        <w:t xml:space="preserve">La confirmation qu’aucun lock n’est exclu par le .gitignore.</w:t>
+        <w:t xml:space="preserve">La confirmation qu’aucun lock n’est exclu par le.gitignore.</w:t>
       </w:r>
     </w:p>
     <w:p>
@@ -1220,7 +1220,7 @@
         <w:spacing w:after="120"/>
       </w:pPr>
       <w:r>
-        <w:t xml:space="preserve">Cet atelier pose le geste fondateur de H02. La suite consolide : #87 (audit des écosystèmes — vérifier que chaque écosystème a bien son lock, compléter les manquants), #88 (s’assurer via le .gitignore que les locks ne sont jamais ignorés accidentellement), #89 (Renovate/Dependabot — automatiser les mises à jour de dépendances avec MR dédiées, pour que la montée de version reste un choix tracé et non une dérive). Avec la reproductibilité acquise ici, ces étapes la maintiennent et la font vivre dans le temps.</w:t>
+        <w:t xml:space="preserve">Cet atelier pose le geste fondateur de H02. La suite consolide : (audit des écosystèmes — vérifier que chaque écosystème a bien son lock, compléter les manquants), (s’assurer via le.gitignore que les locks ne sont jamais ignorés accidentellement), (Renovate/Dependabot — automatiser les mises à jour de dépendances avec MR dédiées, pour que la montée de version reste un choix tracé et non une dérive). Avec la reproductibilité acquise ici, ces étapes la maintiennent et la font vivre dans le temps.</w:t>
       </w:r>
     </w:p>
     <w:p>
